--- a/submissions/liam_n_pham/report.docx
+++ b/submissions/liam_n_pham/report.docx
@@ -26,30 +26,8 @@
         <w:rPr>
           <w:lang w:val="en-US"/>
         </w:rPr>
-        <w:t xml:space="preserve">Group name: </w:t>
-      </w:r>
-      <w:proofErr w:type="spellStart"/>
-      <w:r>
-        <w:rPr>
-          <w:lang w:val="en-US"/>
-        </w:rPr>
-        <w:t>liam</w:t>
-      </w:r>
-      <w:proofErr w:type="spellEnd"/>
-      <w:r>
-        <w:rPr>
-          <w:lang w:val="en-US"/>
-        </w:rPr>
-        <w:t>-n-</w:t>
-      </w:r>
-      <w:proofErr w:type="spellStart"/>
-      <w:r>
-        <w:rPr>
-          <w:lang w:val="en-US"/>
-        </w:rPr>
-        <w:t>pham</w:t>
-      </w:r>
-      <w:proofErr w:type="spellEnd"/>
+        <w:t>Group name: liam-n-pham</w:t>
+      </w:r>
     </w:p>
     <w:p>
       <w:pPr>
@@ -182,6 +160,9 @@
     <w:p/>
     <w:p>
       <w:r>
+        <w:rPr>
+          <w:noProof/>
+        </w:rPr>
         <w:drawing>
           <wp:inline distT="0" distB="0" distL="0" distR="0" wp14:anchorId="140E67DA" wp14:editId="07B2E2DA">
             <wp:extent cx="3581400" cy="1803400"/>
@@ -285,15 +266,7 @@
         <w:t xml:space="preserve">Dataset: </w:t>
       </w:r>
       <w:r>
-        <w:t xml:space="preserve">Used </w:t>
-      </w:r>
-      <w:proofErr w:type="spellStart"/>
-      <w:r>
-        <w:t>Sales_Cleaned</w:t>
-      </w:r>
-      <w:proofErr w:type="spellEnd"/>
-      <w:r>
-        <w:t xml:space="preserve"> sheet in D4_work.xlsx.</w:t>
+        <w:t>Used Sales_Cleaned sheet in D4_work.xlsx.</w:t>
       </w:r>
     </w:p>
     <w:p>
@@ -415,30 +388,14 @@
         </w:tabs>
         <w:ind w:left="360" w:firstLine="180"/>
       </w:pPr>
-      <w:proofErr w:type="spellStart"/>
       <w:r>
         <w:rPr>
           <w:b/>
         </w:rPr>
-        <w:t>Month_Index</w:t>
-      </w:r>
-      <w:proofErr w:type="spellEnd"/>
-      <w:r>
-        <w:rPr>
-          <w:b/>
-        </w:rPr>
-        <w:t xml:space="preserve">: </w:t>
-      </w:r>
-      <w:r>
-        <w:t>(Year-</w:t>
-      </w:r>
-      <w:proofErr w:type="gramStart"/>
-      <w:r>
-        <w:t>2023)*</w:t>
-      </w:r>
-      <w:proofErr w:type="gramEnd"/>
-      <w:r>
-        <w:t>12 + Month.</w:t>
+        <w:t xml:space="preserve">Month_Index: </w:t>
+      </w:r>
+      <w:r>
+        <w:t>(Year-2023)*12 + Month.</w:t>
       </w:r>
     </w:p>
     <w:p>
@@ -456,15 +413,7 @@
         <w:t xml:space="preserve">Reason: </w:t>
       </w:r>
       <w:r>
-        <w:t xml:space="preserve">We add a </w:t>
-      </w:r>
-      <w:proofErr w:type="spellStart"/>
-      <w:r>
-        <w:t>Month_Index</w:t>
-      </w:r>
-      <w:proofErr w:type="spellEnd"/>
-      <w:r>
-        <w:t xml:space="preserve"> column so the model can recognize simple number for time instead of using date string. </w:t>
+        <w:t xml:space="preserve">We add a Month_Index column so the model can recognize simple number for time instead of using date string. </w:t>
       </w:r>
     </w:p>
     <w:p>
@@ -497,15 +446,7 @@
         <w:t xml:space="preserve"> </w:t>
       </w:r>
       <w:r>
-        <w:t>(2023-</w:t>
-      </w:r>
-      <w:proofErr w:type="gramStart"/>
-      <w:r>
-        <w:t>2023)*</w:t>
-      </w:r>
-      <w:proofErr w:type="gramEnd"/>
-      <w:r>
-        <w:t>12 + 1 = 1</w:t>
+        <w:t>(2023-2023)*12 + 1 = 1</w:t>
       </w:r>
     </w:p>
     <w:p>
@@ -523,15 +464,7 @@
         <w:t xml:space="preserve"> </w:t>
       </w:r>
       <w:r>
-        <w:t>(2024-</w:t>
-      </w:r>
-      <w:proofErr w:type="gramStart"/>
-      <w:r>
-        <w:t>2023)*</w:t>
-      </w:r>
-      <w:proofErr w:type="gramEnd"/>
-      <w:r>
-        <w:t>12 + 1 = 13</w:t>
+        <w:t>(2024-2023)*12 + 1 = 13</w:t>
       </w:r>
     </w:p>
     <w:p>
@@ -583,21 +516,7 @@
         <w:rPr>
           <w:bCs/>
         </w:rPr>
-        <w:t xml:space="preserve">Create a Pivot Table from </w:t>
-      </w:r>
-      <w:proofErr w:type="spellStart"/>
-      <w:r>
-        <w:rPr>
-          <w:bCs/>
-        </w:rPr>
-        <w:t>Saled_Cleaned</w:t>
-      </w:r>
-      <w:proofErr w:type="spellEnd"/>
-      <w:r>
-        <w:rPr>
-          <w:bCs/>
-        </w:rPr>
-        <w:t xml:space="preserve"> to </w:t>
+        <w:t xml:space="preserve">Create a Pivot Table from Saled_Cleaned to </w:t>
       </w:r>
       <w:r>
         <w:rPr>
@@ -804,23 +723,7 @@
         </w:numPr>
       </w:pPr>
       <w:r>
-        <w:t xml:space="preserve">Add </w:t>
-      </w:r>
-      <w:proofErr w:type="spellStart"/>
-      <w:r>
-        <w:t>Month_Index</w:t>
-      </w:r>
-      <w:proofErr w:type="spellEnd"/>
-      <w:r>
-        <w:t xml:space="preserve"> next to Sum of Total Spent using formula (Year-</w:t>
-      </w:r>
-      <w:proofErr w:type="gramStart"/>
-      <w:r>
-        <w:t>2023)*</w:t>
-      </w:r>
-      <w:proofErr w:type="gramEnd"/>
-      <w:r>
-        <w:t>12 + Month</w:t>
+        <w:t>Add Month_Index next to Sum of Total Spent using formula (Year-2023)*12 + Month</w:t>
       </w:r>
     </w:p>
     <w:p>
@@ -832,15 +735,7 @@
         </w:numPr>
       </w:pPr>
       <w:r>
-        <w:t xml:space="preserve">Copy values to </w:t>
-      </w:r>
-      <w:proofErr w:type="spellStart"/>
-      <w:r>
-        <w:t>Excel_Regression</w:t>
-      </w:r>
-      <w:proofErr w:type="spellEnd"/>
-      <w:r>
-        <w:t xml:space="preserve"> so the table stay static in case the pivot table refresh nay break the chart and further calculation.</w:t>
+        <w:t>Copy values to Excel_Regression so the table stay static in case the pivot table refresh nay break the chart and further calculation.</w:t>
       </w:r>
     </w:p>
     <w:p>
@@ -901,15 +796,7 @@
         <w:t>polynomial features</w:t>
       </w:r>
       <w:r>
-        <w:t xml:space="preserve"> x, x^2, x^3, x^4 from </w:t>
-      </w:r>
-      <w:proofErr w:type="spellStart"/>
-      <w:r>
-        <w:t>Month_Index</w:t>
-      </w:r>
-      <w:proofErr w:type="spellEnd"/>
-      <w:r>
-        <w:t xml:space="preserve"> to test on multiple degree.</w:t>
+        <w:t xml:space="preserve"> x, x^2, x^3, x^4 from Month_Index to test on multiple degree.</w:t>
       </w:r>
     </w:p>
     <w:p>
@@ -985,15 +872,7 @@
         <w:t>the polynomial coefficients</w:t>
       </w:r>
       <w:r>
-        <w:t xml:space="preserve"> then use them in prediction formula for all months, compute errors MAE or </w:t>
-      </w:r>
-      <w:proofErr w:type="gramStart"/>
-      <w:r>
-        <w:t>RMSE  for</w:t>
-      </w:r>
-      <w:proofErr w:type="gramEnd"/>
-      <w:r>
-        <w:t xml:space="preserve"> train and test sets.</w:t>
+        <w:t xml:space="preserve"> then use them in prediction formula for all months, compute errors MAE or RMSE  for train and test sets.</w:t>
       </w:r>
     </w:p>
     <w:p>
@@ -1164,21 +1043,8 @@
         <w:t xml:space="preserve">Step 4: </w:t>
       </w:r>
       <w:r>
-        <w:t xml:space="preserve">Compute Err, </w:t>
-      </w:r>
-      <w:proofErr w:type="spellStart"/>
-      <w:r>
-        <w:t>AbsErr</w:t>
-      </w:r>
-      <w:proofErr w:type="spellEnd"/>
-      <w:r>
-        <w:t xml:space="preserve">, </w:t>
-      </w:r>
-      <w:proofErr w:type="spellStart"/>
-      <w:r>
-        <w:t>SqErr</w:t>
-      </w:r>
-      <w:proofErr w:type="spellEnd"/>
+        <w:t>Compute Err, AbsErr, SqErr</w:t>
+      </w:r>
     </w:p>
     <w:p>
       <w:pPr>
@@ -1233,13 +1099,8 @@
       <w:r>
         <w:t xml:space="preserve"> </w:t>
       </w:r>
-      <w:proofErr w:type="spellStart"/>
-      <w:r>
-        <w:t>AbsErr</w:t>
-      </w:r>
-      <w:proofErr w:type="spellEnd"/>
-      <w:r>
-        <w:t xml:space="preserve"> = |Err| shows the size of the mistake for MAE. </w:t>
+      <w:r>
+        <w:t xml:space="preserve">AbsErr = |Err| shows the size of the mistake for MAE. </w:t>
       </w:r>
     </w:p>
     <w:p>
@@ -1267,13 +1128,8 @@
       <w:r>
         <w:t xml:space="preserve"> </w:t>
       </w:r>
-      <w:proofErr w:type="spellStart"/>
-      <w:r>
-        <w:t>SqErr</w:t>
-      </w:r>
-      <w:proofErr w:type="spellEnd"/>
-      <w:r>
-        <w:t xml:space="preserve"> = Err² punishes big mistakes for RMSE. </w:t>
+      <w:r>
+        <w:t xml:space="preserve">SqErr = Err² punishes big mistakes for RMSE. </w:t>
       </w:r>
     </w:p>
     <w:p>
@@ -1749,15 +1605,7 @@
         <w:t>Pick</w:t>
       </w:r>
       <w:r>
-        <w:t xml:space="preserve"> Degree 1 because it has the lowest test MAE/RMSE. Degrees 2–4 fit 2023 better, but they overfit and fail on 2024–2025. </w:t>
-      </w:r>
-      <w:proofErr w:type="gramStart"/>
-      <w:r>
-        <w:t>So</w:t>
-      </w:r>
-      <w:proofErr w:type="gramEnd"/>
-      <w:r>
-        <w:t xml:space="preserve"> Degree 1 is the best for generalizing to future months.</w:t>
+        <w:t xml:space="preserve"> Degree 1 because it has the lowest test MAE/RMSE. Degrees 2–4 fit 2023 better, but they overfit and fail on 2024–2025. So Degree 1 is the best for generalizing to future months.</w:t>
       </w:r>
     </w:p>
     <w:p>
@@ -1925,7 +1773,6 @@
           <w:lang w:val="en-US"/>
         </w:rPr>
       </w:pPr>
-      <w:proofErr w:type="spellStart"/>
       <w:r>
         <w:rPr>
           <w:b/>
@@ -1933,17 +1780,7 @@
           <w:u w:val="single"/>
           <w:lang w:val="en-US"/>
         </w:rPr>
-        <w:t>load_monthly_sales</w:t>
-      </w:r>
-      <w:proofErr w:type="spellEnd"/>
-      <w:r>
-        <w:rPr>
-          <w:b/>
-          <w:bCs/>
-          <w:u w:val="single"/>
-          <w:lang w:val="en-US"/>
-        </w:rPr>
-        <w:t xml:space="preserve"> </w:t>
+        <w:t xml:space="preserve">load_monthly_sales </w:t>
       </w:r>
     </w:p>
     <w:p>
@@ -1962,36 +1799,24 @@
           <w:szCs w:val="22"/>
           <w:lang w:val="en-US"/>
         </w:rPr>
-        <w:t xml:space="preserve">• Read </w:t>
-      </w:r>
-      <w:proofErr w:type="spellStart"/>
-      <w:r>
-        <w:rPr>
-          <w:sz w:val="22"/>
-          <w:szCs w:val="22"/>
-          <w:lang w:val="en-US"/>
-        </w:rPr>
-        <w:t>Sales_Cleaned</w:t>
-      </w:r>
-      <w:proofErr w:type="spellEnd"/>
-      <w:r>
-        <w:rPr>
-          <w:sz w:val="22"/>
-          <w:szCs w:val="22"/>
-          <w:lang w:val="en-US"/>
-        </w:rPr>
-        <w:t xml:space="preserve"> from D4_work.xlsx, keep 2023 2025 rows, aggregate by Year/Month, add </w:t>
-      </w:r>
-      <w:proofErr w:type="spellStart"/>
-      <w:r>
-        <w:rPr>
-          <w:sz w:val="22"/>
-          <w:szCs w:val="22"/>
-          <w:lang w:val="en-US"/>
-        </w:rPr>
-        <w:t>Month_Index</w:t>
-      </w:r>
-      <w:proofErr w:type="spellEnd"/>
+        <w:t>• Read Sales_Cleaned from D4_work.xlsx, keep 2023 2025 rows, aggregate by Year</w:t>
+      </w:r>
+      <w:r>
+        <w:rPr>
+          <w:sz w:val="22"/>
+          <w:szCs w:val="22"/>
+          <w:lang w:val="en-US"/>
+        </w:rPr>
+        <w:t>-</w:t>
+      </w:r>
+      <w:r>
+        <w:rPr>
+          <w:sz w:val="22"/>
+          <w:szCs w:val="22"/>
+          <w:lang w:val="en-US"/>
+        </w:rPr>
+        <w:t>Month, add Month_Index</w:t>
+      </w:r>
     </w:p>
     <w:p>
       <w:pPr>
@@ -2135,23 +1960,13 @@
           <w:lang w:val="en-US"/>
         </w:rPr>
       </w:pPr>
-      <w:proofErr w:type="spellStart"/>
       <w:r>
         <w:rPr>
           <w:b/>
           <w:bCs/>
           <w:lang w:val="en-US"/>
         </w:rPr>
-        <w:t>split_train_test</w:t>
-      </w:r>
-      <w:proofErr w:type="spellEnd"/>
-      <w:r>
-        <w:rPr>
-          <w:b/>
-          <w:bCs/>
-          <w:lang w:val="en-US"/>
-        </w:rPr>
-        <w:t xml:space="preserve"> </w:t>
+        <w:t xml:space="preserve">split_train_test </w:t>
       </w:r>
     </w:p>
     <w:p>
@@ -2180,25 +1995,7 @@
           <w:lang w:val="en-US"/>
         </w:rPr>
         <w:tab/>
-        <w:t xml:space="preserve">Slice the monthly table into 2023 vs 2024 2025 and return both the </w:t>
-      </w:r>
-      <w:proofErr w:type="spellStart"/>
-      <w:r>
-        <w:rPr>
-          <w:sz w:val="22"/>
-          <w:szCs w:val="22"/>
-          <w:lang w:val="en-US"/>
-        </w:rPr>
-        <w:t>DataFrames</w:t>
-      </w:r>
-      <w:proofErr w:type="spellEnd"/>
-      <w:r>
-        <w:rPr>
-          <w:sz w:val="22"/>
-          <w:szCs w:val="22"/>
-          <w:lang w:val="en-US"/>
-        </w:rPr>
-        <w:t xml:space="preserve"> and their X/y arrays</w:t>
+        <w:t>Slice the monthly table into 2023 vs 2024 2025 and return both the DataFrames and their X/y arrays</w:t>
       </w:r>
     </w:p>
     <w:p>
@@ -2340,7 +2137,6 @@
           <w:lang w:val="en-US"/>
         </w:rPr>
       </w:pPr>
-      <w:proofErr w:type="spellStart"/>
       <w:r>
         <w:rPr>
           <w:b/>
@@ -2349,7 +2145,6 @@
         </w:rPr>
         <w:t>time_val_split</w:t>
       </w:r>
-      <w:proofErr w:type="spellEnd"/>
     </w:p>
     <w:p>
       <w:pPr>
@@ -2515,7 +2310,6 @@
           <w:lang w:val="en-US"/>
         </w:rPr>
       </w:pPr>
-      <w:proofErr w:type="spellStart"/>
       <w:r>
         <w:rPr>
           <w:b/>
@@ -2524,7 +2318,6 @@
         </w:rPr>
         <w:t>build_model</w:t>
       </w:r>
-      <w:proofErr w:type="spellEnd"/>
     </w:p>
     <w:p>
       <w:pPr>
@@ -2602,7 +2395,7 @@
           <w:sz w:val="22"/>
           <w:szCs w:val="22"/>
         </w:rPr>
-        <w:t xml:space="preserve"> SGDRegressor in one pipeline because </w:t>
+        <w:t xml:space="preserve"> SGDRegressor in one pipeline </w:t>
       </w:r>
       <w:r>
         <w:rPr>
@@ -2659,7 +2452,37 @@
           <w:sz w:val="22"/>
           <w:szCs w:val="22"/>
         </w:rPr>
-        <w:t>he scaler keeps SGD steady, the polynomial part decides how much the curve can bend, and SGD lets me slow or speed the learning the way I need</w:t>
+        <w:t xml:space="preserve">he scaler keeps SGD steady, the polynomial part decides how much the curve can bend, and SGD lets </w:t>
+      </w:r>
+      <w:r>
+        <w:rPr>
+          <w:sz w:val="22"/>
+          <w:szCs w:val="22"/>
+          <w:lang w:val="en-US"/>
+        </w:rPr>
+        <w:t>us</w:t>
+      </w:r>
+      <w:r>
+        <w:rPr>
+          <w:sz w:val="22"/>
+          <w:szCs w:val="22"/>
+        </w:rPr>
+        <w:t xml:space="preserve"> slow or speed the learning the way </w:t>
+      </w:r>
+      <w:r>
+        <w:rPr>
+          <w:sz w:val="22"/>
+          <w:szCs w:val="22"/>
+          <w:lang w:val="en-US"/>
+        </w:rPr>
+        <w:t>we</w:t>
+      </w:r>
+      <w:r>
+        <w:rPr>
+          <w:sz w:val="22"/>
+          <w:szCs w:val="22"/>
+        </w:rPr>
+        <w:t xml:space="preserve"> need</w:t>
       </w:r>
       <w:r>
         <w:rPr>
@@ -2747,7 +2570,6 @@
           <w:lang w:val="en-US"/>
         </w:rPr>
       </w:pPr>
-      <w:proofErr w:type="spellStart"/>
       <w:r>
         <w:rPr>
           <w:b/>
@@ -2756,7 +2578,6 @@
         </w:rPr>
         <w:t>search_hyperparams</w:t>
       </w:r>
-      <w:proofErr w:type="spellEnd"/>
     </w:p>
     <w:p>
       <w:pPr>
@@ -2989,7 +2810,6 @@
           <w:lang w:val="en-US"/>
         </w:rPr>
       </w:pPr>
-      <w:proofErr w:type="spellStart"/>
       <w:r>
         <w:rPr>
           <w:b/>
@@ -2998,7 +2818,6 @@
         </w:rPr>
         <w:t>fit_and_predict</w:t>
       </w:r>
-      <w:proofErr w:type="spellEnd"/>
     </w:p>
     <w:p>
       <w:pPr>
@@ -3040,25 +2859,7 @@
           <w:szCs w:val="22"/>
           <w:lang w:val="en-US"/>
         </w:rPr>
-        <w:t xml:space="preserve">ebuild the best pipeline, fit on the full 2023 data, generate predictions for both splits, compute MAE/RMSE, assemble a combined </w:t>
-      </w:r>
-      <w:proofErr w:type="spellStart"/>
-      <w:r>
-        <w:rPr>
-          <w:sz w:val="22"/>
-          <w:szCs w:val="22"/>
-          <w:lang w:val="en-US"/>
-        </w:rPr>
-        <w:t>DataFrame</w:t>
-      </w:r>
-      <w:proofErr w:type="spellEnd"/>
-      <w:r>
-        <w:rPr>
-          <w:sz w:val="22"/>
-          <w:szCs w:val="22"/>
-          <w:lang w:val="en-US"/>
-        </w:rPr>
-        <w:t xml:space="preserve"> with Actual/Predicted/Residual and Train/Test labels.</w:t>
+        <w:t>ebuild the best pipeline, fit on the full 2023 data, generate predictions for both splits, compute MAE/RMSE, assemble a combined DataFrame with Actual/Predicted/Residual and Train/Test labels.</w:t>
       </w:r>
     </w:p>
     <w:p>
@@ -3101,25 +2902,7 @@
           <w:szCs w:val="22"/>
           <w:lang w:val="en-US"/>
         </w:rPr>
-        <w:t xml:space="preserve">etraining on all allowed data maximizes signal before testing, and the consolidated </w:t>
-      </w:r>
-      <w:proofErr w:type="spellStart"/>
-      <w:r>
-        <w:rPr>
-          <w:sz w:val="22"/>
-          <w:szCs w:val="22"/>
-          <w:lang w:val="en-US"/>
-        </w:rPr>
-        <w:t>DataFrame</w:t>
-      </w:r>
-      <w:proofErr w:type="spellEnd"/>
-      <w:r>
-        <w:rPr>
-          <w:sz w:val="22"/>
-          <w:szCs w:val="22"/>
-          <w:lang w:val="en-US"/>
-        </w:rPr>
-        <w:t xml:space="preserve"> feeds both metrics and downstream visuals.</w:t>
+        <w:t>etraining on all allowed data maximizes signal before testing, and the consolidated DataFrame feeds both metrics and downstream visuals.</w:t>
       </w:r>
     </w:p>
     <w:p>
@@ -3228,7 +3011,6 @@
           <w:lang w:val="en-US"/>
         </w:rPr>
       </w:pPr>
-      <w:proofErr w:type="spellStart"/>
       <w:r>
         <w:rPr>
           <w:b/>
@@ -3237,7 +3019,6 @@
         </w:rPr>
         <w:t>save_artifacts</w:t>
       </w:r>
-      <w:proofErr w:type="spellEnd"/>
     </w:p>
     <w:p>
       <w:pPr>
@@ -3322,7 +3103,7 @@
           <w:szCs w:val="22"/>
           <w:lang w:val="en-US"/>
         </w:rPr>
-        <w:t>rovides auditable numbers for the professor and visual evidence of the linear trend vs seasonal zig zags, mirroring the Excel chart requirement.</w:t>
+        <w:t>rovides auditable numbers and visual evidence of the linear trend vs seasonal zig zags.</w:t>
       </w:r>
     </w:p>
     <w:p>
@@ -7053,7 +6834,7 @@
         <w:kern w:val="2"/>
         <w:sz w:val="24"/>
         <w:szCs w:val="24"/>
-        <w:lang w:val="en-VN" w:eastAsia="en-US" w:bidi="ar-SA"/>
+        <w:lang w:eastAsia="en-US" w:bidi="ar-SA"/>
         <w14:ligatures w14:val="standardContextual"/>
       </w:rPr>
     </w:rPrDefault>
@@ -8873,6 +8654,7 @@
     </c:legend>
     <c:plotVisOnly val="1"/>
     <c:dispBlanksAs val="gap"/>
+    <c:showDLblsOverMax val="0"/>
     <c:extLst>
       <c:ext xmlns:c16r3="http://schemas.microsoft.com/office/drawing/2017/03/chart" uri="{56B9EC1D-385E-4148-901F-78D8002777C0}">
         <c16r3:dataDisplayOptions16>
@@ -8880,7 +8662,6 @@
         </c16r3:dataDisplayOptions16>
       </c:ext>
     </c:extLst>
-    <c:showDLblsOverMax val="0"/>
   </c:chart>
   <c:spPr>
     <a:solidFill>
@@ -9859,6 +9640,7 @@
     </c:legend>
     <c:plotVisOnly val="1"/>
     <c:dispBlanksAs val="gap"/>
+    <c:showDLblsOverMax val="0"/>
     <c:extLst>
       <c:ext xmlns:c16r3="http://schemas.microsoft.com/office/drawing/2017/03/chart" uri="{56B9EC1D-385E-4148-901F-78D8002777C0}">
         <c16r3:dataDisplayOptions16>
@@ -9866,7 +9648,6 @@
         </c16r3:dataDisplayOptions16>
       </c:ext>
     </c:extLst>
-    <c:showDLblsOverMax val="0"/>
   </c:chart>
   <c:spPr>
     <a:solidFill>
